--- a/app/templates/tldn/LLC1/000_Hướng dẫn ký.docx
+++ b/app/templates/tldn/LLC1/000_Hướng dẫn ký.docx
@@ -107,6 +107,8 @@
       <w:r>
         <w:rPr>
           <w:noProof/>
+          <w:sz w:val="24"/>
+          <w:szCs w:val="24"/>
           <w:lang w:val="en-US"/>
         </w:rPr>
         <mc:AlternateContent>
@@ -155,7 +157,7 @@
               </wp:anchor>
             </w:drawing>
           </mc:Choice>
-          <mc:Fallback xmlns:cr="http://schemas.microsoft.com/office/comments/2020/reactions" xmlns="http://schemas.microsoft.com/office/tasks/2019/documenttasks" xmlns:dgm="http://schemas.openxmlformats.org/drawingml/2006/diagram" xmlns:lc="http://schemas.openxmlformats.org/drawingml/2006/lockedCanvas" xmlns:c="http://schemas.openxmlformats.org/drawingml/2006/chart" xmlns:pic="http://schemas.openxmlformats.org/drawingml/2006/picture" xmlns:a="http://schemas.openxmlformats.org/drawingml/2006/main" xmlns:sl="http://schemas.openxmlformats.org/schemaLibrary/2006/main">
+          <mc:Fallback xmlns:sl="http://schemas.openxmlformats.org/schemaLibrary/2006/main" xmlns:a="http://schemas.openxmlformats.org/drawingml/2006/main" xmlns:pic="http://schemas.openxmlformats.org/drawingml/2006/picture" xmlns:c="http://schemas.openxmlformats.org/drawingml/2006/chart" xmlns:lc="http://schemas.openxmlformats.org/drawingml/2006/lockedCanvas" xmlns:dgm="http://schemas.openxmlformats.org/drawingml/2006/diagram" xmlns="http://schemas.microsoft.com/office/tasks/2019/documenttasks" xmlns:cr="http://schemas.microsoft.com/office/comments/2020/reactions">
             <w:drawing>
               <wp:anchor allowOverlap="1" behindDoc="0" distB="0" distT="0" distL="114300" distR="114300" hidden="0" layoutInCell="1" locked="0" relativeHeight="0" simplePos="0">
                 <wp:simplePos x="0" y="0"/>
@@ -469,11 +471,12 @@
                 <w:tab w:val="left" w:pos="0"/>
               </w:tabs>
               <w:spacing w:after="0" w:line="312" w:lineRule="auto"/>
-              <w:jc w:val="center"/>
               <w:rPr>
                 <w:rFonts w:ascii="Times New Roman" w:eastAsia="Times New Roman" w:hAnsi="Times New Roman" w:cs="Times New Roman"/>
                 <w:b/>
                 <w:color w:val="000000"/>
+                <w:sz w:val="24"/>
+                <w:szCs w:val="24"/>
               </w:rPr>
             </w:pPr>
           </w:p>
@@ -704,11 +707,12 @@
                 <w:tab w:val="left" w:pos="0"/>
               </w:tabs>
               <w:spacing w:after="0" w:line="312" w:lineRule="auto"/>
-              <w:jc w:val="center"/>
               <w:rPr>
                 <w:rFonts w:ascii="Times New Roman" w:eastAsia="Times New Roman" w:hAnsi="Times New Roman" w:cs="Times New Roman"/>
                 <w:b/>
                 <w:color w:val="000000"/>
+                <w:sz w:val="24"/>
+                <w:szCs w:val="24"/>
               </w:rPr>
             </w:pPr>
           </w:p>
@@ -805,6 +809,10 @@
               <w:t>-</w:t>
             </w:r>
             <w:r>
+              <w:rPr>
+                <w:sz w:val="24"/>
+                <w:szCs w:val="24"/>
+              </w:rPr>
               <w:t xml:space="preserve"> </w:t>
             </w:r>
             <w:r>
@@ -918,11 +926,12 @@
                 <w:tab w:val="left" w:pos="0"/>
               </w:tabs>
               <w:spacing w:after="0" w:line="312" w:lineRule="auto"/>
-              <w:jc w:val="center"/>
               <w:rPr>
                 <w:rFonts w:ascii="Times New Roman" w:eastAsia="Times New Roman" w:hAnsi="Times New Roman" w:cs="Times New Roman"/>
                 <w:b/>
                 <w:color w:val="000000"/>
+                <w:sz w:val="24"/>
+                <w:szCs w:val="24"/>
               </w:rPr>
             </w:pPr>
           </w:p>
@@ -1157,11 +1166,12 @@
                 <w:tab w:val="left" w:pos="0"/>
               </w:tabs>
               <w:spacing w:after="0" w:line="312" w:lineRule="auto"/>
-              <w:jc w:val="center"/>
               <w:rPr>
                 <w:rFonts w:ascii="Times New Roman" w:eastAsia="Times New Roman" w:hAnsi="Times New Roman" w:cs="Times New Roman"/>
                 <w:b/>
                 <w:color w:val="000000"/>
+                <w:sz w:val="24"/>
+                <w:szCs w:val="24"/>
               </w:rPr>
             </w:pPr>
           </w:p>
@@ -1376,11 +1386,12 @@
                 <w:tab w:val="left" w:pos="0"/>
               </w:tabs>
               <w:spacing w:after="0" w:line="312" w:lineRule="auto"/>
-              <w:jc w:val="center"/>
               <w:rPr>
                 <w:rFonts w:ascii="Times New Roman" w:eastAsia="Times New Roman" w:hAnsi="Times New Roman" w:cs="Times New Roman"/>
                 <w:b/>
                 <w:color w:val="000000"/>
+                <w:sz w:val="24"/>
+                <w:szCs w:val="24"/>
               </w:rPr>
             </w:pPr>
           </w:p>
@@ -1489,6 +1500,10 @@
               <w:t xml:space="preserve">- </w:t>
             </w:r>
             <w:r>
+              <w:rPr>
+                <w:sz w:val="24"/>
+                <w:szCs w:val="24"/>
+              </w:rPr>
               <w:t xml:space="preserve"> </w:t>
             </w:r>
             <w:r>
@@ -1566,11 +1581,12 @@
                 <w:tab w:val="left" w:pos="0"/>
               </w:tabs>
               <w:spacing w:after="0" w:line="312" w:lineRule="auto"/>
-              <w:jc w:val="center"/>
               <w:rPr>
                 <w:rFonts w:ascii="Times New Roman" w:eastAsia="Times New Roman" w:hAnsi="Times New Roman" w:cs="Times New Roman"/>
                 <w:b/>
                 <w:color w:val="000000"/>
+                <w:sz w:val="24"/>
+                <w:szCs w:val="24"/>
               </w:rPr>
             </w:pPr>
           </w:p>
@@ -1679,6 +1695,10 @@
               <w:t xml:space="preserve">- </w:t>
             </w:r>
             <w:r>
+              <w:rPr>
+                <w:sz w:val="24"/>
+                <w:szCs w:val="24"/>
+              </w:rPr>
               <w:t xml:space="preserve"> </w:t>
             </w:r>
             <w:r>
@@ -1728,7 +1748,6 @@
         </w:rPr>
       </w:pPr>
     </w:p>
-    <w:p/>
     <w:sectPr>
       <w:headerReference w:type="even" r:id="rId9"/>
       <w:headerReference w:type="default" r:id="rId10"/>

--- a/app/templates/tldn/LLC1/000_Hướng dẫn ký.docx
+++ b/app/templates/tldn/LLC1/000_Hướng dẫn ký.docx
@@ -157,7 +157,7 @@
               </wp:anchor>
             </w:drawing>
           </mc:Choice>
-          <mc:Fallback xmlns:sl="http://schemas.openxmlformats.org/schemaLibrary/2006/main" xmlns:a="http://schemas.openxmlformats.org/drawingml/2006/main" xmlns:pic="http://schemas.openxmlformats.org/drawingml/2006/picture" xmlns:c="http://schemas.openxmlformats.org/drawingml/2006/chart" xmlns:lc="http://schemas.openxmlformats.org/drawingml/2006/lockedCanvas" xmlns:dgm="http://schemas.openxmlformats.org/drawingml/2006/diagram" xmlns="http://schemas.microsoft.com/office/tasks/2019/documenttasks" xmlns:cr="http://schemas.microsoft.com/office/comments/2020/reactions">
+          <mc:Fallback xmlns:cr="http://schemas.microsoft.com/office/comments/2020/reactions" xmlns="http://schemas.microsoft.com/office/tasks/2019/documenttasks" xmlns:dgm="http://schemas.openxmlformats.org/drawingml/2006/diagram" xmlns:lc="http://schemas.openxmlformats.org/drawingml/2006/lockedCanvas" xmlns:c="http://schemas.openxmlformats.org/drawingml/2006/chart" xmlns:pic="http://schemas.openxmlformats.org/drawingml/2006/picture" xmlns:a="http://schemas.openxmlformats.org/drawingml/2006/main" xmlns:sl="http://schemas.openxmlformats.org/schemaLibrary/2006/main">
             <w:drawing>
               <wp:anchor allowOverlap="1" behindDoc="0" distB="0" distT="0" distL="114300" distR="114300" hidden="0" layoutInCell="1" locked="0" relativeHeight="0" simplePos="0">
                 <wp:simplePos x="0" y="0"/>
@@ -1501,18 +1501,57 @@
             </w:r>
             <w:r>
               <w:rPr>
-                <w:sz w:val="24"/>
-                <w:szCs w:val="24"/>
-              </w:rPr>
-              <w:t xml:space="preserve"> </w:t>
-            </w:r>
-            <w:r>
-              <w:rPr>
-                <w:rFonts w:ascii="Times New Roman" w:eastAsia="Times New Roman" w:hAnsi="Times New Roman" w:cs="Times New Roman"/>
-                <w:sz w:val="24"/>
-                <w:szCs w:val="24"/>
-              </w:rPr>
-              <w:t>___</w:t>
+                <w:rFonts w:ascii="Times New Roman" w:eastAsia="Times New Roman" w:hAnsi="Times New Roman" w:cs="Times New Roman"/>
+                <w:b/>
+                <w:bCs/>
+                <w:sz w:val="24"/>
+                <w:szCs w:val="24"/>
+              </w:rPr>
+              <w:t>{{</w:t>
+            </w:r>
+            <w:proofErr w:type="gramStart"/>
+            <w:r>
+              <w:rPr>
+                <w:rFonts w:ascii="Times New Roman" w:eastAsia="Times New Roman" w:hAnsi="Times New Roman" w:cs="Times New Roman"/>
+                <w:b/>
+                <w:bCs/>
+                <w:sz w:val="24"/>
+                <w:szCs w:val="24"/>
+              </w:rPr>
+              <w:t>rep.personal</w:t>
+            </w:r>
+            <w:proofErr w:type="gramEnd"/>
+            <w:r>
+              <w:rPr>
+                <w:rFonts w:ascii="Times New Roman" w:eastAsia="Times New Roman" w:hAnsi="Times New Roman" w:cs="Times New Roman"/>
+                <w:b/>
+                <w:bCs/>
+                <w:sz w:val="24"/>
+                <w:szCs w:val="24"/>
+              </w:rPr>
+              <w:t>_</w:t>
+            </w:r>
+            <w:proofErr w:type="gramStart"/>
+            <w:r>
+              <w:rPr>
+                <w:rFonts w:ascii="Times New Roman" w:eastAsia="Times New Roman" w:hAnsi="Times New Roman" w:cs="Times New Roman"/>
+                <w:b/>
+                <w:bCs/>
+                <w:sz w:val="24"/>
+                <w:szCs w:val="24"/>
+              </w:rPr>
+              <w:t>info.full</w:t>
+            </w:r>
+            <w:proofErr w:type="gramEnd"/>
+            <w:r>
+              <w:rPr>
+                <w:rFonts w:ascii="Times New Roman" w:eastAsia="Times New Roman" w:hAnsi="Times New Roman" w:cs="Times New Roman"/>
+                <w:b/>
+                <w:bCs/>
+                <w:sz w:val="24"/>
+                <w:szCs w:val="24"/>
+              </w:rPr>
+              <w:t>_name}}</w:t>
             </w:r>
             <w:r>
               <w:rPr>
@@ -1696,18 +1735,65 @@
             </w:r>
             <w:r>
               <w:rPr>
+                <w:rFonts w:ascii="Times New Roman" w:eastAsia="Times New Roman" w:hAnsi="Times New Roman" w:cs="Times New Roman"/>
+                <w:b/>
+                <w:bCs/>
+                <w:sz w:val="24"/>
+                <w:szCs w:val="24"/>
+              </w:rPr>
+              <w:t>{{</w:t>
+            </w:r>
+            <w:proofErr w:type="gramStart"/>
+            <w:r>
+              <w:rPr>
+                <w:rFonts w:ascii="Times New Roman" w:eastAsia="Times New Roman" w:hAnsi="Times New Roman" w:cs="Times New Roman"/>
+                <w:b/>
+                <w:bCs/>
+                <w:sz w:val="24"/>
+                <w:szCs w:val="24"/>
+              </w:rPr>
+              <w:t>rep.personal</w:t>
+            </w:r>
+            <w:proofErr w:type="gramEnd"/>
+            <w:r>
+              <w:rPr>
+                <w:rFonts w:ascii="Times New Roman" w:eastAsia="Times New Roman" w:hAnsi="Times New Roman" w:cs="Times New Roman"/>
+                <w:b/>
+                <w:bCs/>
+                <w:sz w:val="24"/>
+                <w:szCs w:val="24"/>
+              </w:rPr>
+              <w:t>_</w:t>
+            </w:r>
+            <w:proofErr w:type="gramStart"/>
+            <w:r>
+              <w:rPr>
+                <w:rFonts w:ascii="Times New Roman" w:eastAsia="Times New Roman" w:hAnsi="Times New Roman" w:cs="Times New Roman"/>
+                <w:b/>
+                <w:bCs/>
+                <w:sz w:val="24"/>
+                <w:szCs w:val="24"/>
+              </w:rPr>
+              <w:t>info.full</w:t>
+            </w:r>
+            <w:proofErr w:type="gramEnd"/>
+            <w:r>
+              <w:rPr>
+                <w:rFonts w:ascii="Times New Roman" w:eastAsia="Times New Roman" w:hAnsi="Times New Roman" w:cs="Times New Roman"/>
+                <w:b/>
+                <w:bCs/>
+                <w:sz w:val="24"/>
+                <w:szCs w:val="24"/>
+              </w:rPr>
+              <w:t>_name}}</w:t>
+            </w:r>
+            <w:r>
+              <w:rPr>
+                <w:rFonts w:ascii="Times New Roman" w:eastAsia="Times New Roman" w:hAnsi="Times New Roman" w:cs="Times New Roman"/>
                 <w:sz w:val="24"/>
                 <w:szCs w:val="24"/>
               </w:rPr>
               <w:t xml:space="preserve"> </w:t>
-            </w:r>
-            <w:r>
-              <w:rPr>
-                <w:rFonts w:ascii="Times New Roman" w:eastAsia="Times New Roman" w:hAnsi="Times New Roman" w:cs="Times New Roman"/>
-                <w:sz w:val="24"/>
-                <w:szCs w:val="24"/>
-              </w:rPr>
-              <w:t xml:space="preserve">___ </w:t>
             </w:r>
             <w:r>
               <w:rPr>
